--- a/DOCUMENT/АТТЕСТАЦИОННЫЙ ЛИСТ.docx
+++ b/DOCUMENT/АТТЕСТАЦИОННЫЙ ЛИСТ.docx
@@ -47,26 +47,66 @@
       </w:r>
     </w:p>
     <w:p>
-      <w:r>
+      <w:pPr>
+        <w:rPr>
+          <w:sz w:val="20"/>
+          <w:szCs w:val="20"/>
+        </w:rPr>
+      </w:pPr>
+      <w:r>
+        <w:rPr>
+          <w:sz w:val="20"/>
+          <w:szCs w:val="20"/>
+        </w:rPr>
         <w:t>______________</w:t>
       </w:r>
       <w:r>
+        <w:rPr>
+          <w:sz w:val="20"/>
+          <w:szCs w:val="20"/>
+        </w:rPr>
         <w:t>___________</w:t>
       </w:r>
       <w:r>
+        <w:rPr>
+          <w:sz w:val="20"/>
+          <w:szCs w:val="20"/>
+        </w:rPr>
         <w:t>_</w:t>
       </w:r>
       <w:r>
+        <w:rPr>
+          <w:u w:val="single"/>
+        </w:rPr>
         <w:t>Баранцев Евгений Дмитриевич</w:t>
       </w:r>
       <w:r>
+        <w:rPr>
+          <w:sz w:val="20"/>
+          <w:szCs w:val="20"/>
+        </w:rPr>
         <w:t>_________</w:t>
       </w:r>
       <w:r>
+        <w:rPr>
+          <w:sz w:val="20"/>
+          <w:szCs w:val="20"/>
+        </w:rPr>
         <w:t>___________________</w:t>
       </w:r>
       <w:r>
+        <w:rPr>
+          <w:sz w:val="20"/>
+          <w:szCs w:val="20"/>
+        </w:rPr>
         <w:t>__</w:t>
+      </w:r>
+      <w:r>
+        <w:rPr>
+          <w:sz w:val="20"/>
+          <w:szCs w:val="20"/>
+        </w:rPr>
+        <w:t>_________</w:t>
       </w:r>
     </w:p>
     <w:p>
@@ -317,19 +357,46 @@
     </w:p>
     <w:p>
       <w:r>
-        <w:t xml:space="preserve">в учреждении </w:t>
-      </w:r>
-      <w:r>
-        <w:t>____________________________________________</w:t>
-      </w:r>
-      <w:r>
+        <w:t>в учреждении</w:t>
+      </w:r>
+      <w:r>
+        <w:rPr>
+          <w:sz w:val="20"/>
+          <w:szCs w:val="20"/>
+        </w:rPr>
+        <w:t xml:space="preserve"> ____________________</w:t>
+      </w:r>
+      <w:r>
+        <w:rPr>
+          <w:u w:val="single"/>
+        </w:rPr>
+        <w:t xml:space="preserve">ООО </w:t>
+      </w:r>
+      <w:r>
+        <w:rPr>
+          <w:u w:val="single"/>
+        </w:rPr>
         <w:t>МастерСофт</w:t>
       </w:r>
       <w:r>
-        <w:t>________________________</w:t>
-      </w:r>
-      <w:r>
-        <w:t>___</w:t>
+        <w:rPr>
+          <w:u w:val="single"/>
+        </w:rPr>
+        <w:t>-Сервис</w:t>
+      </w:r>
+      <w:r>
+        <w:rPr>
+          <w:sz w:val="20"/>
+          <w:szCs w:val="20"/>
+        </w:rPr>
+        <w:t>__________________________</w:t>
+      </w:r>
+      <w:r>
+        <w:rPr>
+          <w:sz w:val="20"/>
+          <w:szCs w:val="20"/>
+        </w:rPr>
+        <w:t>___________</w:t>
       </w:r>
     </w:p>
     <w:p>
@@ -401,7 +468,7 @@
     </w:p>
     <w:tbl>
       <w:tblPr>
-        <w:tblW w:w="5385" w:type="pct"/>
+        <w:tblW w:w="5422" w:type="pct"/>
         <w:jc w:val="center"/>
         <w:tblBorders>
           <w:top w:val="single" w:sz="4" w:space="0" w:color="auto"/>
@@ -414,20 +481,20 @@
         <w:tblLook w:val="01E0" w:firstRow="1" w:lastRow="1" w:firstColumn="1" w:lastColumn="1" w:noHBand="0" w:noVBand="0"/>
       </w:tblPr>
       <w:tblGrid>
-        <w:gridCol w:w="3859"/>
-        <w:gridCol w:w="1238"/>
-        <w:gridCol w:w="1987"/>
-        <w:gridCol w:w="1874"/>
-        <w:gridCol w:w="1716"/>
+        <w:gridCol w:w="3886"/>
+        <w:gridCol w:w="1247"/>
+        <w:gridCol w:w="2001"/>
+        <w:gridCol w:w="1887"/>
+        <w:gridCol w:w="1726"/>
       </w:tblGrid>
       <w:tr>
         <w:trPr>
-          <w:trHeight w:val="1246"/>
+          <w:trHeight w:val="1296"/>
           <w:jc w:val="center"/>
         </w:trPr>
         <w:tc>
           <w:tcPr>
-            <w:tcW w:w="1807" w:type="pct"/>
+            <w:tcW w:w="1808" w:type="pct"/>
             <w:vMerge w:val="restart"/>
             <w:shd w:val="clear" w:color="auto" w:fill="auto"/>
           </w:tcPr>
@@ -590,12 +657,12 @@
       </w:tr>
       <w:tr>
         <w:trPr>
-          <w:trHeight w:val="1195"/>
+          <w:trHeight w:val="1243"/>
           <w:jc w:val="center"/>
         </w:trPr>
         <w:tc>
           <w:tcPr>
-            <w:tcW w:w="1807" w:type="pct"/>
+            <w:tcW w:w="1808" w:type="pct"/>
             <w:vMerge/>
             <w:shd w:val="clear" w:color="auto" w:fill="auto"/>
           </w:tcPr>
@@ -699,12 +766,12 @@
       </w:tr>
       <w:tr>
         <w:trPr>
-          <w:trHeight w:val="772"/>
+          <w:trHeight w:val="803"/>
           <w:jc w:val="center"/>
         </w:trPr>
         <w:tc>
           <w:tcPr>
-            <w:tcW w:w="1807" w:type="pct"/>
+            <w:tcW w:w="1808" w:type="pct"/>
             <w:shd w:val="clear" w:color="auto" w:fill="auto"/>
           </w:tcPr>
           <w:p>
@@ -784,12 +851,12 @@
       </w:tr>
       <w:tr>
         <w:trPr>
-          <w:trHeight w:hRule="exact" w:val="691"/>
+          <w:trHeight w:hRule="exact" w:val="718"/>
           <w:jc w:val="center"/>
         </w:trPr>
         <w:tc>
           <w:tcPr>
-            <w:tcW w:w="1807" w:type="pct"/>
+            <w:tcW w:w="1808" w:type="pct"/>
             <w:shd w:val="clear" w:color="auto" w:fill="auto"/>
           </w:tcPr>
           <w:p>
@@ -875,12 +942,12 @@
       </w:tr>
       <w:tr>
         <w:trPr>
-          <w:trHeight w:val="1291"/>
+          <w:trHeight w:val="1343"/>
           <w:jc w:val="center"/>
         </w:trPr>
         <w:tc>
           <w:tcPr>
-            <w:tcW w:w="1807" w:type="pct"/>
+            <w:tcW w:w="1808" w:type="pct"/>
             <w:shd w:val="clear" w:color="auto" w:fill="auto"/>
           </w:tcPr>
           <w:p>
@@ -972,12 +1039,12 @@
       </w:tr>
       <w:tr>
         <w:trPr>
-          <w:trHeight w:val="1291"/>
+          <w:trHeight w:val="1343"/>
           <w:jc w:val="center"/>
         </w:trPr>
         <w:tc>
           <w:tcPr>
-            <w:tcW w:w="1807" w:type="pct"/>
+            <w:tcW w:w="1808" w:type="pct"/>
             <w:shd w:val="clear" w:color="auto" w:fill="auto"/>
           </w:tcPr>
           <w:p>
@@ -1066,12 +1133,12 @@
       </w:tr>
       <w:tr>
         <w:trPr>
-          <w:trHeight w:val="772"/>
+          <w:trHeight w:val="803"/>
           <w:jc w:val="center"/>
         </w:trPr>
         <w:tc>
           <w:tcPr>
-            <w:tcW w:w="1807" w:type="pct"/>
+            <w:tcW w:w="1808" w:type="pct"/>
             <w:shd w:val="clear" w:color="auto" w:fill="auto"/>
           </w:tcPr>
           <w:p>
@@ -1159,12 +1226,12 @@
       </w:tr>
       <w:tr>
         <w:trPr>
-          <w:trHeight w:val="518"/>
+          <w:trHeight w:val="538"/>
           <w:jc w:val="center"/>
         </w:trPr>
         <w:tc>
           <w:tcPr>
-            <w:tcW w:w="1807" w:type="pct"/>
+            <w:tcW w:w="1808" w:type="pct"/>
             <w:shd w:val="clear" w:color="auto" w:fill="auto"/>
           </w:tcPr>
           <w:p>
@@ -1239,12 +1306,12 @@
       </w:tr>
       <w:tr>
         <w:trPr>
-          <w:trHeight w:val="772"/>
+          <w:trHeight w:val="803"/>
           <w:jc w:val="center"/>
         </w:trPr>
         <w:tc>
           <w:tcPr>
-            <w:tcW w:w="1807" w:type="pct"/>
+            <w:tcW w:w="1808" w:type="pct"/>
             <w:shd w:val="clear" w:color="auto" w:fill="auto"/>
           </w:tcPr>
           <w:p>
@@ -1326,12 +1393,12 @@
       </w:tr>
       <w:tr>
         <w:trPr>
-          <w:trHeight w:val="1025"/>
+          <w:trHeight w:val="1066"/>
           <w:jc w:val="center"/>
         </w:trPr>
         <w:tc>
           <w:tcPr>
-            <w:tcW w:w="1807" w:type="pct"/>
+            <w:tcW w:w="1808" w:type="pct"/>
             <w:shd w:val="clear" w:color="auto" w:fill="auto"/>
           </w:tcPr>
           <w:p>
@@ -1918,7 +1985,13 @@
         <w:t>______</w:t>
       </w:r>
       <w:r>
-        <w:t>_________________________         ______________</w:t>
+        <w:t>________</w:t>
+      </w:r>
+      <w:r>
+        <w:t xml:space="preserve">   </w:t>
+      </w:r>
+      <w:r>
+        <w:t>______________         ______________</w:t>
       </w:r>
     </w:p>
     <w:p>
@@ -2002,7 +2075,7 @@
         <w:spacing w:line="360" w:lineRule="auto"/>
       </w:pPr>
       <w:r>
-        <w:t>организации (базы практики)_____________________   ______________________   ______________</w:t>
+        <w:t>организации (базы практики)_____________________   ___________________  ______________</w:t>
       </w:r>
     </w:p>
     <w:p>
